--- a/Science Books/QED Course/Lesson 21 Dirac Spinors.docx
+++ b/Science Books/QED Course/Lesson 21 Dirac Spinors.docx
@@ -514,8 +514,29 @@
       <m:oMathPara>
         <m:oMath>
           <m:r>
-            <m:t xml:space="preserve">ψ̄ = ψ† γ⁰</m:t>
+            <m:t xml:space="preserve">ψ̄</m:t>
           </m:r>
+          <m:r>
+            <m:t xml:space="preserve">=</m:t>
+          </m:r>
+          <m:r>
+            <m:t xml:space="preserve">ψ†</m:t>
+          </m:r>
+          <m:r>
+            <m:t xml:space="preserve"> </m:t>
+          </m:r>
+          <m:sSup>
+            <m:e>
+              <m:r>
+                <m:t xml:space="preserve">γ</m:t>
+              </m:r>
+            </m:e>
+            <m:sup>
+              <m:r>
+                <m:t xml:space="preserve">0</m:t>
+              </m:r>
+            </m:sup>
+          </m:sSup>
         </m:oMath>
       </m:oMathPara>
     </w:p>
@@ -971,9 +992,71 @@
       </w:pPr>
       <m:oMathPara>
         <m:oMath>
+          <m:sSup>
+            <m:e>
+              <m:r>
+                <m:t xml:space="preserve">σ</m:t>
+              </m:r>
+            </m:e>
+            <m:sup>
+              <m:r>
+                <m:t xml:space="preserve">μν</m:t>
+              </m:r>
+            </m:sup>
+          </m:sSup>
           <m:r>
-            <m:t xml:space="preserve">σ^μν = (i/2) [γ^μ, γ^ν]</m:t>
+            <m:t xml:space="preserve">=</m:t>
           </m:r>
+          <m:f>
+            <m:num>
+              <m:r>
+                <m:t xml:space="preserve">i</m:t>
+              </m:r>
+            </m:num>
+            <m:den>
+              <m:r>
+                <m:t xml:space="preserve">2</m:t>
+              </m:r>
+            </m:den>
+          </m:f>
+          <m:r>
+            <m:t xml:space="preserve"> </m:t>
+          </m:r>
+          <m:d>
+            <m:dPr>
+              <m:begChr m:val="["/>
+              <m:endChr m:val="]"/>
+            </m:dPr>
+            <m:e>
+              <m:sSup>
+                <m:e>
+                  <m:r>
+                    <m:t xml:space="preserve">γ</m:t>
+                  </m:r>
+                </m:e>
+                <m:sup>
+                  <m:r>
+                    <m:t xml:space="preserve">μ</m:t>
+                  </m:r>
+                </m:sup>
+              </m:sSup>
+              <m:r>
+                <m:t xml:space="preserve">,</m:t>
+              </m:r>
+              <m:sSup>
+                <m:e>
+                  <m:r>
+                    <m:t xml:space="preserve">γ</m:t>
+                  </m:r>
+                </m:e>
+                <m:sup>
+                  <m:r>
+                    <m:t xml:space="preserve">ν</m:t>
+                  </m:r>
+                </m:sup>
+              </m:sSup>
+            </m:e>
+          </m:d>
         </m:oMath>
       </m:oMathPara>
     </w:p>
@@ -1002,9 +1085,105 @@
       </w:pPr>
       <m:oMathPara>
         <m:oMath>
+          <m:sSub>
+            <m:e>
+              <m:r>
+                <m:t xml:space="preserve">Σ</m:t>
+              </m:r>
+            </m:e>
+            <m:sub>
+              <m:r>
+                <m:t xml:space="preserve">z</m:t>
+              </m:r>
+            </m:sub>
+          </m:sSub>
           <m:r>
-            <m:t xml:space="preserve">Σ_z ≡ σ¹² = [[σ_z, 0],[0, σ_z]]</m:t>
+            <m:t xml:space="preserve"> </m:t>
           </m:r>
+          <m:r>
+            <m:t xml:space="preserve">≡</m:t>
+          </m:r>
+          <m:r>
+            <m:t xml:space="preserve"> </m:t>
+          </m:r>
+          <m:sSup>
+            <m:e>
+              <m:r>
+                <m:t xml:space="preserve">σ</m:t>
+              </m:r>
+            </m:e>
+            <m:sup>
+              <m:r>
+                <m:t xml:space="preserve">12</m:t>
+              </m:r>
+            </m:sup>
+          </m:sSup>
+          <m:r>
+            <m:t xml:space="preserve">=</m:t>
+          </m:r>
+          <m:d>
+            <m:dPr>
+              <m:begChr m:val="["/>
+              <m:endChr m:val="]"/>
+            </m:dPr>
+            <m:e>
+              <m:d>
+                <m:dPr>
+                  <m:begChr m:val="["/>
+                  <m:endChr m:val="]"/>
+                </m:dPr>
+                <m:e>
+                  <m:sSub>
+                    <m:e>
+                      <m:r>
+                        <m:t xml:space="preserve">σ</m:t>
+                      </m:r>
+                    </m:e>
+                    <m:sub>
+                      <m:r>
+                        <m:t xml:space="preserve">z</m:t>
+                      </m:r>
+                    </m:sub>
+                  </m:sSub>
+                  <m:r>
+                    <m:t xml:space="preserve">,</m:t>
+                  </m:r>
+                  <m:r>
+                    <m:t xml:space="preserve">0</m:t>
+                  </m:r>
+                </m:e>
+              </m:d>
+              <m:r>
+                <m:t xml:space="preserve">,</m:t>
+              </m:r>
+              <m:d>
+                <m:dPr>
+                  <m:begChr m:val="["/>
+                  <m:endChr m:val="]"/>
+                </m:dPr>
+                <m:e>
+                  <m:r>
+                    <m:t xml:space="preserve">0</m:t>
+                  </m:r>
+                  <m:r>
+                    <m:t xml:space="preserve">,</m:t>
+                  </m:r>
+                  <m:sSub>
+                    <m:e>
+                      <m:r>
+                        <m:t xml:space="preserve">σ</m:t>
+                      </m:r>
+                    </m:e>
+                    <m:sub>
+                      <m:r>
+                        <m:t xml:space="preserve">z</m:t>
+                      </m:r>
+                    </m:sub>
+                  </m:sSub>
+                </m:e>
+              </m:d>
+            </m:e>
+          </m:d>
         </m:oMath>
       </m:oMathPara>
     </w:p>
@@ -1068,7 +1247,46 @@
       <m:oMathPara>
         <m:oMath>
           <m:r>
-            <m:t xml:space="preserve">h = Σ · p̂,    p̂ = p/|p|</m:t>
+            <m:t xml:space="preserve">h</m:t>
+          </m:r>
+          <m:r>
+            <m:t xml:space="preserve">=</m:t>
+          </m:r>
+          <m:r>
+            <m:t xml:space="preserve">Σ</m:t>
+          </m:r>
+          <m:r>
+            <m:t xml:space="preserve">·</m:t>
+          </m:r>
+          <m:r>
+            <m:t xml:space="preserve">p̂</m:t>
+          </m:r>
+          <m:r>
+            <m:t xml:space="preserve">,</m:t>
+          </m:r>
+          <m:r>
+            <m:t xml:space="preserve">p̂</m:t>
+          </m:r>
+          <m:r>
+            <m:t xml:space="preserve">=</m:t>
+          </m:r>
+          <m:f>
+            <m:num>
+              <m:r>
+                <m:t xml:space="preserve">p</m:t>
+              </m:r>
+            </m:num>
+            <m:den>
+              <m:r>
+                <m:t xml:space="preserve">|</m:t>
+              </m:r>
+              <m:r>
+                <m:t xml:space="preserve">p</m:t>
+              </m:r>
+            </m:den>
+          </m:f>
+          <m:r>
+            <m:t xml:space="preserve">|</m:t>
           </m:r>
         </m:oMath>
       </m:oMathPara>
@@ -1132,8 +1350,191 @@
       </w:pPr>
       <m:oMathPara>
         <m:oMath>
+          <m:sSub>
+            <m:e>
+              <m:r>
+                <m:t xml:space="preserve">ū</m:t>
+              </m:r>
+            </m:e>
+            <m:sub>
+              <m:r>
+                <m:t xml:space="preserve">s</m:t>
+              </m:r>
+            </m:sub>
+          </m:sSub>
+          <m:d>
+            <m:dPr/>
+            <m:e>
+              <m:r>
+                <m:t xml:space="preserve">p</m:t>
+              </m:r>
+            </m:e>
+          </m:d>
           <m:r>
-            <m:t xml:space="preserve">ū_s(p) u_s′(p) = 2m δ_ss′,    v̄_s(p) v_s′(p) = −2m δ_ss′,    ū_s(p) v_s′(p) = 0</m:t>
+            <m:t xml:space="preserve"> </m:t>
+          </m:r>
+          <m:sSub>
+            <m:e>
+              <m:r>
+                <m:t xml:space="preserve">u</m:t>
+              </m:r>
+            </m:e>
+            <m:sub>
+              <m:r>
+                <m:t xml:space="preserve">s′</m:t>
+              </m:r>
+            </m:sub>
+          </m:sSub>
+          <m:d>
+            <m:dPr/>
+            <m:e>
+              <m:r>
+                <m:t xml:space="preserve">p</m:t>
+              </m:r>
+            </m:e>
+          </m:d>
+          <m:r>
+            <m:t xml:space="preserve">=</m:t>
+          </m:r>
+          <m:r>
+            <m:t xml:space="preserve">2m</m:t>
+          </m:r>
+          <m:r>
+            <m:t xml:space="preserve"> </m:t>
+          </m:r>
+          <m:sSub>
+            <m:e>
+              <m:r>
+                <m:t xml:space="preserve">δ</m:t>
+              </m:r>
+            </m:e>
+            <m:sub>
+              <m:r>
+                <m:t xml:space="preserve">ss′</m:t>
+              </m:r>
+            </m:sub>
+          </m:sSub>
+          <m:r>
+            <m:t xml:space="preserve">,</m:t>
+          </m:r>
+          <m:sSub>
+            <m:e>
+              <m:r>
+                <m:t xml:space="preserve">v̄</m:t>
+              </m:r>
+            </m:e>
+            <m:sub>
+              <m:r>
+                <m:t xml:space="preserve">s</m:t>
+              </m:r>
+            </m:sub>
+          </m:sSub>
+          <m:d>
+            <m:dPr/>
+            <m:e>
+              <m:r>
+                <m:t xml:space="preserve">p</m:t>
+              </m:r>
+            </m:e>
+          </m:d>
+          <m:r>
+            <m:t xml:space="preserve"> </m:t>
+          </m:r>
+          <m:sSub>
+            <m:e>
+              <m:r>
+                <m:t xml:space="preserve">v</m:t>
+              </m:r>
+            </m:e>
+            <m:sub>
+              <m:r>
+                <m:t xml:space="preserve">s′</m:t>
+              </m:r>
+            </m:sub>
+          </m:sSub>
+          <m:d>
+            <m:dPr/>
+            <m:e>
+              <m:r>
+                <m:t xml:space="preserve">p</m:t>
+              </m:r>
+            </m:e>
+          </m:d>
+          <m:r>
+            <m:t xml:space="preserve">=</m:t>
+          </m:r>
+          <m:r>
+            <m:t xml:space="preserve">−</m:t>
+          </m:r>
+          <m:r>
+            <m:t xml:space="preserve">2m</m:t>
+          </m:r>
+          <m:r>
+            <m:t xml:space="preserve"> </m:t>
+          </m:r>
+          <m:sSub>
+            <m:e>
+              <m:r>
+                <m:t xml:space="preserve">δ</m:t>
+              </m:r>
+            </m:e>
+            <m:sub>
+              <m:r>
+                <m:t xml:space="preserve">ss′</m:t>
+              </m:r>
+            </m:sub>
+          </m:sSub>
+          <m:r>
+            <m:t xml:space="preserve">,</m:t>
+          </m:r>
+          <m:sSub>
+            <m:e>
+              <m:r>
+                <m:t xml:space="preserve">ū</m:t>
+              </m:r>
+            </m:e>
+            <m:sub>
+              <m:r>
+                <m:t xml:space="preserve">s</m:t>
+              </m:r>
+            </m:sub>
+          </m:sSub>
+          <m:d>
+            <m:dPr/>
+            <m:e>
+              <m:r>
+                <m:t xml:space="preserve">p</m:t>
+              </m:r>
+            </m:e>
+          </m:d>
+          <m:r>
+            <m:t xml:space="preserve"> </m:t>
+          </m:r>
+          <m:sSub>
+            <m:e>
+              <m:r>
+                <m:t xml:space="preserve">v</m:t>
+              </m:r>
+            </m:e>
+            <m:sub>
+              <m:r>
+                <m:t xml:space="preserve">s′</m:t>
+              </m:r>
+            </m:sub>
+          </m:sSub>
+          <m:d>
+            <m:dPr/>
+            <m:e>
+              <m:r>
+                <m:t xml:space="preserve">p</m:t>
+              </m:r>
+            </m:e>
+          </m:d>
+          <m:r>
+            <m:t xml:space="preserve">=</m:t>
+          </m:r>
+          <m:r>
+            <m:t xml:space="preserve">0</m:t>
           </m:r>
         </m:oMath>
       </m:oMathPara>
@@ -1185,7 +1586,143 @@
       <m:oMathPara>
         <m:oMath>
           <m:r>
-            <m:t xml:space="preserve">Σₛ u_s(p) ū_s(p) = p̸ + m,    Σₛ v_s(p) v̄_s(p) = p̸ − m</m:t>
+            <m:t xml:space="preserve">Σₛ</m:t>
+          </m:r>
+          <m:r>
+            <m:t xml:space="preserve"> </m:t>
+          </m:r>
+          <m:sSub>
+            <m:e>
+              <m:r>
+                <m:t xml:space="preserve">u</m:t>
+              </m:r>
+            </m:e>
+            <m:sub>
+              <m:r>
+                <m:t xml:space="preserve">s</m:t>
+              </m:r>
+            </m:sub>
+          </m:sSub>
+          <m:d>
+            <m:dPr/>
+            <m:e>
+              <m:r>
+                <m:t xml:space="preserve">p</m:t>
+              </m:r>
+            </m:e>
+          </m:d>
+          <m:r>
+            <m:t xml:space="preserve"> </m:t>
+          </m:r>
+          <m:sSub>
+            <m:e>
+              <m:r>
+                <m:t xml:space="preserve">ū</m:t>
+              </m:r>
+            </m:e>
+            <m:sub>
+              <m:r>
+                <m:t xml:space="preserve">s</m:t>
+              </m:r>
+            </m:sub>
+          </m:sSub>
+          <m:d>
+            <m:dPr/>
+            <m:e>
+              <m:r>
+                <m:t xml:space="preserve">p</m:t>
+              </m:r>
+            </m:e>
+          </m:d>
+          <m:r>
+            <m:t xml:space="preserve">=</m:t>
+          </m:r>
+          <m:acc>
+            <m:accPr>
+              <m:chr m:val="/"/>
+            </m:accPr>
+            <m:e>
+              <m:r>
+                <m:t xml:space="preserve">p</m:t>
+              </m:r>
+            </m:e>
+          </m:acc>
+          <m:r>
+            <m:t xml:space="preserve">+</m:t>
+          </m:r>
+          <m:r>
+            <m:t xml:space="preserve">m</m:t>
+          </m:r>
+          <m:r>
+            <m:t xml:space="preserve">,</m:t>
+          </m:r>
+          <m:r>
+            <m:t xml:space="preserve">Σₛ</m:t>
+          </m:r>
+          <m:r>
+            <m:t xml:space="preserve"> </m:t>
+          </m:r>
+          <m:sSub>
+            <m:e>
+              <m:r>
+                <m:t xml:space="preserve">v</m:t>
+              </m:r>
+            </m:e>
+            <m:sub>
+              <m:r>
+                <m:t xml:space="preserve">s</m:t>
+              </m:r>
+            </m:sub>
+          </m:sSub>
+          <m:d>
+            <m:dPr/>
+            <m:e>
+              <m:r>
+                <m:t xml:space="preserve">p</m:t>
+              </m:r>
+            </m:e>
+          </m:d>
+          <m:r>
+            <m:t xml:space="preserve"> </m:t>
+          </m:r>
+          <m:sSub>
+            <m:e>
+              <m:r>
+                <m:t xml:space="preserve">v̄</m:t>
+              </m:r>
+            </m:e>
+            <m:sub>
+              <m:r>
+                <m:t xml:space="preserve">s</m:t>
+              </m:r>
+            </m:sub>
+          </m:sSub>
+          <m:d>
+            <m:dPr/>
+            <m:e>
+              <m:r>
+                <m:t xml:space="preserve">p</m:t>
+              </m:r>
+            </m:e>
+          </m:d>
+          <m:r>
+            <m:t xml:space="preserve">=</m:t>
+          </m:r>
+          <m:acc>
+            <m:accPr>
+              <m:chr m:val="/"/>
+            </m:accPr>
+            <m:e>
+              <m:r>
+                <m:t xml:space="preserve">p</m:t>
+              </m:r>
+            </m:e>
+          </m:acc>
+          <m:r>
+            <m:t xml:space="preserve">−</m:t>
+          </m:r>
+          <m:r>
+            <m:t xml:space="preserve">m</m:t>
           </m:r>
         </m:oMath>
       </m:oMathPara>
@@ -1237,9 +1774,141 @@
       </w:pPr>
       <m:oMathPara>
         <m:oMath>
+          <m:sSub>
+            <m:e>
+              <m:r>
+                <m:t xml:space="preserve">Λ</m:t>
+              </m:r>
+            </m:e>
+            <m:sub>
+              <m:r>
+                <m:t xml:space="preserve">+</m:t>
+              </m:r>
+            </m:sub>
+          </m:sSub>
+          <m:d>
+            <m:dPr/>
+            <m:e>
+              <m:r>
+                <m:t xml:space="preserve">p</m:t>
+              </m:r>
+            </m:e>
+          </m:d>
           <m:r>
-            <m:t xml:space="preserve">Λ_+(p) ≡ (p̸+m)/(2m),    Σₛ u_s(p)ū_s(p)/2m = Λ_+(p)</m:t>
+            <m:t xml:space="preserve"> </m:t>
           </m:r>
+          <m:r>
+            <m:t xml:space="preserve">≡</m:t>
+          </m:r>
+          <m:r>
+            <m:t xml:space="preserve"> </m:t>
+          </m:r>
+          <m:f>
+            <m:num>
+              <m:acc>
+                <m:accPr>
+                  <m:chr m:val="/"/>
+                </m:accPr>
+                <m:e>
+                  <m:r>
+                    <m:t xml:space="preserve">p</m:t>
+                  </m:r>
+                </m:e>
+              </m:acc>
+              <m:r>
+                <m:t xml:space="preserve">+</m:t>
+              </m:r>
+              <m:r>
+                <m:t xml:space="preserve">m</m:t>
+              </m:r>
+            </m:num>
+            <m:den>
+              <m:r>
+                <m:t xml:space="preserve">2m</m:t>
+              </m:r>
+            </m:den>
+          </m:f>
+          <m:r>
+            <m:t xml:space="preserve">,</m:t>
+          </m:r>
+          <m:r>
+            <m:t xml:space="preserve">Σₛ</m:t>
+          </m:r>
+          <m:r>
+            <m:t xml:space="preserve"> </m:t>
+          </m:r>
+          <m:f>
+            <m:num>
+              <m:sSub>
+                <m:e>
+                  <m:r>
+                    <m:t xml:space="preserve">u</m:t>
+                  </m:r>
+                </m:e>
+                <m:sub>
+                  <m:r>
+                    <m:t xml:space="preserve">s</m:t>
+                  </m:r>
+                </m:sub>
+              </m:sSub>
+              <m:d>
+                <m:dPr/>
+                <m:e>
+                  <m:r>
+                    <m:t xml:space="preserve">p</m:t>
+                  </m:r>
+                </m:e>
+              </m:d>
+              <m:sSub>
+                <m:e>
+                  <m:r>
+                    <m:t xml:space="preserve">ū</m:t>
+                  </m:r>
+                </m:e>
+                <m:sub>
+                  <m:r>
+                    <m:t xml:space="preserve">s</m:t>
+                  </m:r>
+                </m:sub>
+              </m:sSub>
+              <m:d>
+                <m:dPr/>
+                <m:e>
+                  <m:r>
+                    <m:t xml:space="preserve">p</m:t>
+                  </m:r>
+                </m:e>
+              </m:d>
+            </m:num>
+            <m:den>
+              <m:r>
+                <m:t xml:space="preserve">2m</m:t>
+              </m:r>
+            </m:den>
+          </m:f>
+          <m:r>
+            <m:t xml:space="preserve">=</m:t>
+          </m:r>
+          <m:sSub>
+            <m:e>
+              <m:r>
+                <m:t xml:space="preserve">Λ</m:t>
+              </m:r>
+            </m:e>
+            <m:sub>
+              <m:r>
+                <m:t xml:space="preserve">+</m:t>
+              </m:r>
+            </m:sub>
+          </m:sSub>
+          <m:d>
+            <m:dPr/>
+            <m:e>
+              <m:r>
+                <m:t xml:space="preserve">p</m:t>
+              </m:r>
+            </m:e>
+          </m:d>
         </m:oMath>
       </m:oMathPara>
     </w:p>
